--- a/site/docs/sam-toolkit/audit-and-review-checklist.docx
+++ b/site/docs/sam-toolkit/audit-and-review-checklist.docx
@@ -169,6 +169,23 @@
             <w:pPr>
               <w:spacing w:after="0"/>
             </w:pPr>
+            <w:sdt>
+              <w:sdtPr>
+                <w14:checkbox>
+                  <w14:checked w14:val="0"/>
+                  <w14:checkedState w14:val="2612" w14:font="MS Gothic"/>
+                  <w14:uncheckedState w14:val="2610" w14:font="MS Gothic"/>
+                </w14:checkbox>
+              </w:sdtPr>
+              <w:sdtContent>
+                <w:r>
+                  <w:rPr>
+                    <w:rFonts w:ascii="MS Gothic" w:eastAsia="MS Gothic" w:hAnsi="MS Gothic" w:hint="eastAsia"/>
+                  </w:rPr>
+                  <w:t>☐</w:t>
+                </w:r>
+              </w:sdtContent>
+            </w:sdt>
           </w:p>
         </w:tc>
         <w:tc>
@@ -221,6 +238,23 @@
             <w:pPr>
               <w:spacing w:after="0"/>
             </w:pPr>
+            <w:sdt>
+              <w:sdtPr>
+                <w14:checkbox>
+                  <w14:checked w14:val="0"/>
+                  <w14:checkedState w14:val="2612" w14:font="MS Gothic"/>
+                  <w14:uncheckedState w14:val="2610" w14:font="MS Gothic"/>
+                </w14:checkbox>
+              </w:sdtPr>
+              <w:sdtContent>
+                <w:r>
+                  <w:rPr>
+                    <w:rFonts w:ascii="MS Gothic" w:eastAsia="MS Gothic" w:hAnsi="MS Gothic" w:hint="eastAsia"/>
+                  </w:rPr>
+                  <w:t>☐</w:t>
+                </w:r>
+              </w:sdtContent>
+            </w:sdt>
           </w:p>
         </w:tc>
         <w:tc>
@@ -273,6 +307,23 @@
             <w:pPr>
               <w:spacing w:after="0"/>
             </w:pPr>
+            <w:sdt>
+              <w:sdtPr>
+                <w14:checkbox>
+                  <w14:checked w14:val="0"/>
+                  <w14:checkedState w14:val="2612" w14:font="MS Gothic"/>
+                  <w14:uncheckedState w14:val="2610" w14:font="MS Gothic"/>
+                </w14:checkbox>
+              </w:sdtPr>
+              <w:sdtContent>
+                <w:r>
+                  <w:rPr>
+                    <w:rFonts w:ascii="MS Gothic" w:eastAsia="MS Gothic" w:hAnsi="MS Gothic" w:hint="eastAsia"/>
+                  </w:rPr>
+                  <w:t>☐</w:t>
+                </w:r>
+              </w:sdtContent>
+            </w:sdt>
           </w:p>
         </w:tc>
         <w:tc>
@@ -325,6 +376,23 @@
             <w:pPr>
               <w:spacing w:after="0"/>
             </w:pPr>
+            <w:sdt>
+              <w:sdtPr>
+                <w14:checkbox>
+                  <w14:checked w14:val="0"/>
+                  <w14:checkedState w14:val="2612" w14:font="MS Gothic"/>
+                  <w14:uncheckedState w14:val="2610" w14:font="MS Gothic"/>
+                </w14:checkbox>
+              </w:sdtPr>
+              <w:sdtContent>
+                <w:r>
+                  <w:rPr>
+                    <w:rFonts w:ascii="MS Gothic" w:eastAsia="MS Gothic" w:hAnsi="MS Gothic" w:hint="eastAsia"/>
+                  </w:rPr>
+                  <w:t>☐</w:t>
+                </w:r>
+              </w:sdtContent>
+            </w:sdt>
           </w:p>
         </w:tc>
         <w:tc>
@@ -1122,6 +1190,23 @@
             <w:pPr>
               <w:spacing w:after="0"/>
             </w:pPr>
+            <w:sdt>
+              <w:sdtPr>
+                <w14:checkbox>
+                  <w14:checked w14:val="0"/>
+                  <w14:checkedState w14:val="2612" w14:font="MS Gothic"/>
+                  <w14:uncheckedState w14:val="2610" w14:font="MS Gothic"/>
+                </w14:checkbox>
+              </w:sdtPr>
+              <w:sdtContent>
+                <w:r>
+                  <w:rPr>
+                    <w:rFonts w:ascii="MS Gothic" w:eastAsia="MS Gothic" w:hAnsi="MS Gothic" w:hint="eastAsia"/>
+                  </w:rPr>
+                  <w:t>☐</w:t>
+                </w:r>
+              </w:sdtContent>
+            </w:sdt>
           </w:p>
         </w:tc>
         <w:tc>
@@ -1174,6 +1259,23 @@
             <w:pPr>
               <w:spacing w:after="0"/>
             </w:pPr>
+            <w:sdt>
+              <w:sdtPr>
+                <w14:checkbox>
+                  <w14:checked w14:val="0"/>
+                  <w14:checkedState w14:val="2612" w14:font="MS Gothic"/>
+                  <w14:uncheckedState w14:val="2610" w14:font="MS Gothic"/>
+                </w14:checkbox>
+              </w:sdtPr>
+              <w:sdtContent>
+                <w:r>
+                  <w:rPr>
+                    <w:rFonts w:ascii="MS Gothic" w:eastAsia="MS Gothic" w:hAnsi="MS Gothic" w:hint="eastAsia"/>
+                  </w:rPr>
+                  <w:t>☐</w:t>
+                </w:r>
+              </w:sdtContent>
+            </w:sdt>
           </w:p>
         </w:tc>
         <w:tc>
@@ -1226,6 +1328,23 @@
             <w:pPr>
               <w:spacing w:after="0"/>
             </w:pPr>
+            <w:sdt>
+              <w:sdtPr>
+                <w14:checkbox>
+                  <w14:checked w14:val="0"/>
+                  <w14:checkedState w14:val="2612" w14:font="MS Gothic"/>
+                  <w14:uncheckedState w14:val="2610" w14:font="MS Gothic"/>
+                </w14:checkbox>
+              </w:sdtPr>
+              <w:sdtContent>
+                <w:r>
+                  <w:rPr>
+                    <w:rFonts w:ascii="MS Gothic" w:eastAsia="MS Gothic" w:hAnsi="MS Gothic" w:hint="eastAsia"/>
+                  </w:rPr>
+                  <w:t>☐</w:t>
+                </w:r>
+              </w:sdtContent>
+            </w:sdt>
           </w:p>
         </w:tc>
         <w:tc>
@@ -1396,6 +1515,23 @@
             <w:pPr>
               <w:spacing w:after="0"/>
             </w:pPr>
+            <w:sdt>
+              <w:sdtPr>
+                <w14:checkbox>
+                  <w14:checked w14:val="0"/>
+                  <w14:checkedState w14:val="2612" w14:font="MS Gothic"/>
+                  <w14:uncheckedState w14:val="2610" w14:font="MS Gothic"/>
+                </w14:checkbox>
+              </w:sdtPr>
+              <w:sdtContent>
+                <w:r>
+                  <w:rPr>
+                    <w:rFonts w:ascii="MS Gothic" w:eastAsia="MS Gothic" w:hAnsi="MS Gothic" w:hint="eastAsia"/>
+                  </w:rPr>
+                  <w:t>☐</w:t>
+                </w:r>
+              </w:sdtContent>
+            </w:sdt>
           </w:p>
         </w:tc>
         <w:tc>
@@ -1448,6 +1584,23 @@
             <w:pPr>
               <w:spacing w:after="0"/>
             </w:pPr>
+            <w:sdt>
+              <w:sdtPr>
+                <w14:checkbox>
+                  <w14:checked w14:val="0"/>
+                  <w14:checkedState w14:val="2612" w14:font="MS Gothic"/>
+                  <w14:uncheckedState w14:val="2610" w14:font="MS Gothic"/>
+                </w14:checkbox>
+              </w:sdtPr>
+              <w:sdtContent>
+                <w:r>
+                  <w:rPr>
+                    <w:rFonts w:ascii="MS Gothic" w:eastAsia="MS Gothic" w:hAnsi="MS Gothic" w:hint="eastAsia"/>
+                  </w:rPr>
+                  <w:t>☐</w:t>
+                </w:r>
+              </w:sdtContent>
+            </w:sdt>
           </w:p>
         </w:tc>
         <w:tc>
@@ -1500,6 +1653,23 @@
             <w:pPr>
               <w:spacing w:after="0"/>
             </w:pPr>
+            <w:sdt>
+              <w:sdtPr>
+                <w14:checkbox>
+                  <w14:checked w14:val="0"/>
+                  <w14:checkedState w14:val="2612" w14:font="MS Gothic"/>
+                  <w14:uncheckedState w14:val="2610" w14:font="MS Gothic"/>
+                </w14:checkbox>
+              </w:sdtPr>
+              <w:sdtContent>
+                <w:r>
+                  <w:rPr>
+                    <w:rFonts w:ascii="MS Gothic" w:eastAsia="MS Gothic" w:hAnsi="MS Gothic" w:hint="eastAsia"/>
+                  </w:rPr>
+                  <w:t>☐</w:t>
+                </w:r>
+              </w:sdtContent>
+            </w:sdt>
           </w:p>
         </w:tc>
         <w:tc>
@@ -1552,6 +1722,23 @@
             <w:pPr>
               <w:spacing w:after="0"/>
             </w:pPr>
+            <w:sdt>
+              <w:sdtPr>
+                <w14:checkbox>
+                  <w14:checked w14:val="0"/>
+                  <w14:checkedState w14:val="2612" w14:font="MS Gothic"/>
+                  <w14:uncheckedState w14:val="2610" w14:font="MS Gothic"/>
+                </w14:checkbox>
+              </w:sdtPr>
+              <w:sdtContent>
+                <w:r>
+                  <w:rPr>
+                    <w:rFonts w:ascii="MS Gothic" w:eastAsia="MS Gothic" w:hAnsi="MS Gothic" w:hint="eastAsia"/>
+                  </w:rPr>
+                  <w:t>☐</w:t>
+                </w:r>
+              </w:sdtContent>
+            </w:sdt>
           </w:p>
         </w:tc>
         <w:tc>
@@ -1604,6 +1791,23 @@
             <w:pPr>
               <w:spacing w:after="0"/>
             </w:pPr>
+            <w:sdt>
+              <w:sdtPr>
+                <w14:checkbox>
+                  <w14:checked w14:val="0"/>
+                  <w14:checkedState w14:val="2612" w14:font="MS Gothic"/>
+                  <w14:uncheckedState w14:val="2610" w14:font="MS Gothic"/>
+                </w14:checkbox>
+              </w:sdtPr>
+              <w:sdtContent>
+                <w:r>
+                  <w:rPr>
+                    <w:rFonts w:ascii="MS Gothic" w:eastAsia="MS Gothic" w:hAnsi="MS Gothic" w:hint="eastAsia"/>
+                  </w:rPr>
+                  <w:t>☐</w:t>
+                </w:r>
+              </w:sdtContent>
+            </w:sdt>
           </w:p>
         </w:tc>
         <w:tc>
@@ -1656,6 +1860,23 @@
             <w:pPr>
               <w:spacing w:after="0"/>
             </w:pPr>
+            <w:sdt>
+              <w:sdtPr>
+                <w14:checkbox>
+                  <w14:checked w14:val="0"/>
+                  <w14:checkedState w14:val="2612" w14:font="MS Gothic"/>
+                  <w14:uncheckedState w14:val="2610" w14:font="MS Gothic"/>
+                </w14:checkbox>
+              </w:sdtPr>
+              <w:sdtContent>
+                <w:r>
+                  <w:rPr>
+                    <w:rFonts w:ascii="MS Gothic" w:eastAsia="MS Gothic" w:hAnsi="MS Gothic" w:hint="eastAsia"/>
+                  </w:rPr>
+                  <w:t>☐</w:t>
+                </w:r>
+              </w:sdtContent>
+            </w:sdt>
           </w:p>
         </w:tc>
         <w:tc>
@@ -1708,6 +1929,23 @@
             <w:pPr>
               <w:spacing w:after="0"/>
             </w:pPr>
+            <w:sdt>
+              <w:sdtPr>
+                <w14:checkbox>
+                  <w14:checked w14:val="0"/>
+                  <w14:checkedState w14:val="2612" w14:font="MS Gothic"/>
+                  <w14:uncheckedState w14:val="2610" w14:font="MS Gothic"/>
+                </w14:checkbox>
+              </w:sdtPr>
+              <w:sdtContent>
+                <w:r>
+                  <w:rPr>
+                    <w:rFonts w:ascii="MS Gothic" w:eastAsia="MS Gothic" w:hAnsi="MS Gothic" w:hint="eastAsia"/>
+                  </w:rPr>
+                  <w:t>☐</w:t>
+                </w:r>
+              </w:sdtContent>
+            </w:sdt>
           </w:p>
         </w:tc>
         <w:tc>
@@ -1760,6 +1998,23 @@
             <w:pPr>
               <w:spacing w:after="0"/>
             </w:pPr>
+            <w:sdt>
+              <w:sdtPr>
+                <w14:checkbox>
+                  <w14:checked w14:val="0"/>
+                  <w14:checkedState w14:val="2612" w14:font="MS Gothic"/>
+                  <w14:uncheckedState w14:val="2610" w14:font="MS Gothic"/>
+                </w14:checkbox>
+              </w:sdtPr>
+              <w:sdtContent>
+                <w:r>
+                  <w:rPr>
+                    <w:rFonts w:ascii="MS Gothic" w:eastAsia="MS Gothic" w:hAnsi="MS Gothic" w:hint="eastAsia"/>
+                  </w:rPr>
+                  <w:t>☐</w:t>
+                </w:r>
+              </w:sdtContent>
+            </w:sdt>
           </w:p>
         </w:tc>
         <w:tc>

--- a/site/docs/sam-toolkit/audit-and-review-checklist.docx
+++ b/site/docs/sam-toolkit/audit-and-review-checklist.docx
@@ -1004,6 +1004,68 @@
             </w:pPr>
             <w:r>
               <w:t xml:space="preserve">Are outsourced activities controlled and their performance monitored? (8.7)</w:t>
+            </w:r>
+          </w:p>
+        </w:tc>
+        <w:tc>
+          <w:tcPr>
+            <w:tcW w:w="2016" w:type="dxa"/>
+          </w:tcPr>
+          <w:p>
+            <w:pPr>
+              <w:spacing w:after="0"/>
+            </w:pPr>
+          </w:p>
+        </w:tc>
+        <w:tc>
+          <w:tcPr>
+            <w:tcW w:w="2016" w:type="dxa"/>
+          </w:tcPr>
+          <w:p>
+            <w:pPr>
+              <w:spacing w:after="0"/>
+            </w:pPr>
+          </w:p>
+        </w:tc>
+        <w:tc>
+          <w:tcPr>
+            <w:tcW w:w="2016" w:type="dxa"/>
+          </w:tcPr>
+          <w:p>
+            <w:pPr>
+              <w:spacing w:after="0"/>
+            </w:pPr>
+          </w:p>
+        </w:tc>
+      </w:tr>
+      <w:tr>
+        <w:trPr>
+          <w:cantSplit/>
+          <w:trHeight w:val="480" w:hRule="atLeast"/>
+        </w:trPr>
+        <w:tc>
+          <w:tcPr>
+            <w:tcW w:w="2016" w:type="dxa"/>
+          </w:tcPr>
+          <w:p>
+            <w:pPr>
+              <w:spacing w:after="0"/>
+            </w:pPr>
+            <w:r>
+              <w:t xml:space="preserve">Q9</w:t>
+            </w:r>
+          </w:p>
+        </w:tc>
+        <w:tc>
+          <w:tcPr>
+            <w:tcW w:w="2016" w:type="dxa"/>
+          </w:tcPr>
+          <w:p>
+            <w:pPr>
+              <w:spacing w:after="0"/>
+            </w:pPr>
+            <w:r>
+              <w:t xml:space="preserve">Is there acceptable proof of purchase behind the entitlements for the products in scope? (8.4)</w:t>
             </w:r>
           </w:p>
         </w:tc>
